--- a/public/sample-templates/receipt.docx
+++ b/public/sample-templates/receipt.docx
@@ -53,6 +53,22 @@
     </w:p>
     <w:p>
       <w:pPr>
+        <w:spacing w:after="0"/>
+        <w:jc w:val="right"/>
+      </w:pPr>
+      <w:r>
+        <w:rPr>
+          <w:rFonts w:ascii="Calibri" w:cs="Calibri" w:eastAsia="Calibri" w:hAnsi="Calibri"/>
+          <w:b/>
+          <w:bCs/>
+          <w:sz w:val="22"/>
+          <w:szCs w:val="22"/>
+        </w:rPr>
+        <w:t xml:space="preserve">{{#company_rc_number}}RC {{company_rc_number}}{{/company_rc_number}}</w:t>
+      </w:r>
+    </w:p>
+    <w:p>
+      <w:pPr>
         <w:spacing w:after="280" w:before="240"/>
         <w:jc w:val="center"/>
       </w:pPr>
@@ -66,6 +82,114 @@
           <w:szCs w:val="28"/>
         </w:rPr>
         <w:t xml:space="preserve">Payment Receipt</w:t>
+      </w:r>
+    </w:p>
+    <w:p>
+      <w:pPr>
+        <w:spacing w:after="160" w:line="300"/>
+        <w:jc w:val="right"/>
+      </w:pPr>
+      <w:r>
+        <w:rPr>
+          <w:rFonts w:ascii="Calibri" w:cs="Calibri" w:eastAsia="Calibri" w:hAnsi="Calibri"/>
+          <w:b/>
+          <w:bCs/>
+          <w:sz w:val="22"/>
+          <w:szCs w:val="22"/>
+        </w:rPr>
+        <w:t xml:space="preserve">Receipt No: {{receipt_number}}</w:t>
+      </w:r>
+    </w:p>
+    <w:p>
+      <w:pPr>
+        <w:spacing w:after="60"/>
+      </w:pPr>
+      <w:r>
+        <w:rPr>
+          <w:rFonts w:ascii="Calibri" w:cs="Calibri" w:eastAsia="Calibri" w:hAnsi="Calibri"/>
+          <w:b/>
+          <w:bCs/>
+          <w:sz w:val="22"/>
+          <w:szCs w:val="22"/>
+        </w:rPr>
+        <w:t xml:space="preserve">Client name: </w:t>
+      </w:r>
+      <w:r>
+        <w:rPr>
+          <w:rFonts w:ascii="Calibri" w:cs="Calibri" w:eastAsia="Calibri" w:hAnsi="Calibri"/>
+          <w:sz w:val="22"/>
+          <w:szCs w:val="22"/>
+        </w:rPr>
+        <w:t xml:space="preserve">{{client_name_upper}}</w:t>
+      </w:r>
+    </w:p>
+    <w:p>
+      <w:pPr>
+        <w:spacing w:after="60"/>
+      </w:pPr>
+      <w:r>
+        <w:rPr>
+          <w:rFonts w:ascii="Calibri" w:cs="Calibri" w:eastAsia="Calibri" w:hAnsi="Calibri"/>
+          <w:b/>
+          <w:bCs/>
+          <w:sz w:val="22"/>
+          <w:szCs w:val="22"/>
+        </w:rPr>
+        <w:t xml:space="preserve">Client number: </w:t>
+      </w:r>
+      <w:r>
+        <w:rPr>
+          <w:rFonts w:ascii="Calibri" w:cs="Calibri" w:eastAsia="Calibri" w:hAnsi="Calibri"/>
+          <w:sz w:val="22"/>
+          <w:szCs w:val="22"/>
+        </w:rPr>
+        <w:t xml:space="preserve">{{client_number}}</w:t>
+      </w:r>
+    </w:p>
+    <w:p>
+      <w:pPr>
+        <w:spacing w:after="60"/>
+      </w:pPr>
+      <w:r>
+        <w:rPr>
+          <w:rFonts w:ascii="Calibri" w:cs="Calibri" w:eastAsia="Calibri" w:hAnsi="Calibri"/>
+          <w:b/>
+          <w:bCs/>
+          <w:sz w:val="22"/>
+          <w:szCs w:val="22"/>
+        </w:rPr>
+        <w:t xml:space="preserve">Phone: </w:t>
+      </w:r>
+      <w:r>
+        <w:rPr>
+          <w:rFonts w:ascii="Calibri" w:cs="Calibri" w:eastAsia="Calibri" w:hAnsi="Calibri"/>
+          <w:sz w:val="22"/>
+          <w:szCs w:val="22"/>
+        </w:rPr>
+        <w:t xml:space="preserve">{{client_phone}}</w:t>
+      </w:r>
+    </w:p>
+    <w:p>
+      <w:pPr>
+        <w:spacing w:after="240"/>
+      </w:pPr>
+      <w:r>
+        <w:rPr>
+          <w:rFonts w:ascii="Calibri" w:cs="Calibri" w:eastAsia="Calibri" w:hAnsi="Calibri"/>
+          <w:b/>
+          <w:bCs/>
+          <w:sz w:val="22"/>
+          <w:szCs w:val="22"/>
+        </w:rPr>
+        <w:t xml:space="preserve">Email: </w:t>
+      </w:r>
+      <w:r>
+        <w:rPr>
+          <w:rFonts w:ascii="Calibri" w:cs="Calibri" w:eastAsia="Calibri" w:hAnsi="Calibri"/>
+          <w:sz w:val="22"/>
+          <w:szCs w:val="22"/>
+        </w:rPr>
+        <w:t xml:space="preserve">{{client_email}}</w:t>
       </w:r>
     </w:p>
     <w:tbl>
@@ -81,17 +205,28 @@
         </w:tblBorders>
       </w:tblPr>
       <w:tblGrid>
-        <w:gridCol w:w="3882"/>
-        <w:gridCol w:w="5824"/>
+        <w:gridCol w:w="1941"/>
+        <w:gridCol w:w="1941"/>
+        <w:gridCol w:w="1941"/>
+        <w:gridCol w:w="1941"/>
+        <w:gridCol w:w="1941"/>
       </w:tblGrid>
       <w:tr>
+        <w:trPr>
+          <w:tblHeader/>
+        </w:trPr>
         <w:tc>
           <w:tcPr>
-            <w:tcW w:type="pct" w:w="2000"/>
+            <w:tcMar>
+              <w:top w:type="dxa" w:w="80"/>
+              <w:left w:type="dxa" w:w="100"/>
+              <w:bottom w:type="dxa" w:w="80"/>
+              <w:right w:type="dxa" w:w="100"/>
+            </w:tcMar>
           </w:tcPr>
           <w:p>
             <w:pPr>
-              <w:spacing w:after="60"/>
+              <w:spacing w:after="0"/>
             </w:pPr>
             <w:r>
               <w:rPr>
@@ -101,37 +236,22 @@
                 <w:sz w:val="22"/>
                 <w:szCs w:val="22"/>
               </w:rPr>
-              <w:t xml:space="preserve">Receipt number</w:t>
+              <w:t xml:space="preserve">S/N</w:t>
             </w:r>
           </w:p>
         </w:tc>
         <w:tc>
           <w:tcPr>
-            <w:tcW w:type="pct" w:w="3000"/>
+            <w:tcMar>
+              <w:top w:type="dxa" w:w="80"/>
+              <w:left w:type="dxa" w:w="100"/>
+              <w:bottom w:type="dxa" w:w="80"/>
+              <w:right w:type="dxa" w:w="100"/>
+            </w:tcMar>
           </w:tcPr>
           <w:p>
             <w:pPr>
-              <w:spacing w:after="60"/>
-            </w:pPr>
-            <w:r>
-              <w:rPr>
-                <w:rFonts w:ascii="Calibri" w:cs="Calibri" w:eastAsia="Calibri" w:hAnsi="Calibri"/>
-                <w:sz w:val="22"/>
-                <w:szCs w:val="22"/>
-              </w:rPr>
-              <w:t xml:space="preserve">{{receipt_number}}</w:t>
-            </w:r>
-          </w:p>
-        </w:tc>
-      </w:tr>
-      <w:tr>
-        <w:tc>
-          <w:tcPr>
-            <w:tcW w:type="pct" w:w="2000"/>
-          </w:tcPr>
-          <w:p>
-            <w:pPr>
-              <w:spacing w:after="60"/>
+              <w:spacing w:after="0"/>
             </w:pPr>
             <w:r>
               <w:rPr>
@@ -141,37 +261,22 @@
                 <w:sz w:val="22"/>
                 <w:szCs w:val="22"/>
               </w:rPr>
-              <w:t xml:space="preserve">Date of payment</w:t>
+              <w:t xml:space="preserve">PROPERTY</w:t>
             </w:r>
           </w:p>
         </w:tc>
         <w:tc>
           <w:tcPr>
-            <w:tcW w:type="pct" w:w="3000"/>
+            <w:tcMar>
+              <w:top w:type="dxa" w:w="80"/>
+              <w:left w:type="dxa" w:w="100"/>
+              <w:bottom w:type="dxa" w:w="80"/>
+              <w:right w:type="dxa" w:w="100"/>
+            </w:tcMar>
           </w:tcPr>
           <w:p>
             <w:pPr>
-              <w:spacing w:after="60"/>
-            </w:pPr>
-            <w:r>
-              <w:rPr>
-                <w:rFonts w:ascii="Calibri" w:cs="Calibri" w:eastAsia="Calibri" w:hAnsi="Calibri"/>
-                <w:sz w:val="22"/>
-                <w:szCs w:val="22"/>
-              </w:rPr>
-              <w:t xml:space="preserve">{{payment_date}}</w:t>
-            </w:r>
-          </w:p>
-        </w:tc>
-      </w:tr>
-      <w:tr>
-        <w:tc>
-          <w:tcPr>
-            <w:tcW w:type="pct" w:w="2000"/>
-          </w:tcPr>
-          <w:p>
-            <w:pPr>
-              <w:spacing w:after="60"/>
+              <w:spacing w:after="0"/>
             </w:pPr>
             <w:r>
               <w:rPr>
@@ -181,37 +286,22 @@
                 <w:sz w:val="22"/>
                 <w:szCs w:val="22"/>
               </w:rPr>
-              <w:t xml:space="preserve">Received from</w:t>
+              <w:t xml:space="preserve">DESCRIPTION</w:t>
             </w:r>
           </w:p>
         </w:tc>
         <w:tc>
           <w:tcPr>
-            <w:tcW w:type="pct" w:w="3000"/>
+            <w:tcMar>
+              <w:top w:type="dxa" w:w="80"/>
+              <w:left w:type="dxa" w:w="100"/>
+              <w:bottom w:type="dxa" w:w="80"/>
+              <w:right w:type="dxa" w:w="100"/>
+            </w:tcMar>
           </w:tcPr>
           <w:p>
             <w:pPr>
-              <w:spacing w:after="60"/>
-            </w:pPr>
-            <w:r>
-              <w:rPr>
-                <w:rFonts w:ascii="Calibri" w:cs="Calibri" w:eastAsia="Calibri" w:hAnsi="Calibri"/>
-                <w:sz w:val="22"/>
-                <w:szCs w:val="22"/>
-              </w:rPr>
-              <w:t xml:space="preserve">{{client_name}}</w:t>
-            </w:r>
-          </w:p>
-        </w:tc>
-      </w:tr>
-      <w:tr>
-        <w:tc>
-          <w:tcPr>
-            <w:tcW w:type="pct" w:w="2000"/>
-          </w:tcPr>
-          <w:p>
-            <w:pPr>
-              <w:spacing w:after="60"/>
+              <w:spacing w:after="0"/>
             </w:pPr>
             <w:r>
               <w:rPr>
@@ -221,37 +311,22 @@
                 <w:sz w:val="22"/>
                 <w:szCs w:val="22"/>
               </w:rPr>
-              <w:t xml:space="preserve">Client number</w:t>
+              <w:t xml:space="preserve">AMOUNT (₦)</w:t>
             </w:r>
           </w:p>
         </w:tc>
         <w:tc>
           <w:tcPr>
-            <w:tcW w:type="pct" w:w="3000"/>
+            <w:tcMar>
+              <w:top w:type="dxa" w:w="80"/>
+              <w:left w:type="dxa" w:w="100"/>
+              <w:bottom w:type="dxa" w:w="80"/>
+              <w:right w:type="dxa" w:w="100"/>
+            </w:tcMar>
           </w:tcPr>
           <w:p>
             <w:pPr>
-              <w:spacing w:after="60"/>
-            </w:pPr>
-            <w:r>
-              <w:rPr>
-                <w:rFonts w:ascii="Calibri" w:cs="Calibri" w:eastAsia="Calibri" w:hAnsi="Calibri"/>
-                <w:sz w:val="22"/>
-                <w:szCs w:val="22"/>
-              </w:rPr>
-              <w:t xml:space="preserve">{{client_number}}</w:t>
-            </w:r>
-          </w:p>
-        </w:tc>
-      </w:tr>
-      <w:tr>
-        <w:tc>
-          <w:tcPr>
-            <w:tcW w:type="pct" w:w="2000"/>
-          </w:tcPr>
-          <w:p>
-            <w:pPr>
-              <w:spacing w:after="60"/>
+              <w:spacing w:after="0"/>
             </w:pPr>
             <w:r>
               <w:rPr>
@@ -261,17 +336,24 @@
                 <w:sz w:val="22"/>
                 <w:szCs w:val="22"/>
               </w:rPr>
-              <w:t xml:space="preserve">Amount received</w:t>
+              <w:t xml:space="preserve">DATE</w:t>
             </w:r>
           </w:p>
         </w:tc>
+      </w:tr>
+      <w:tr>
         <w:tc>
           <w:tcPr>
-            <w:tcW w:type="pct" w:w="3000"/>
+            <w:tcMar>
+              <w:top w:type="dxa" w:w="80"/>
+              <w:left w:type="dxa" w:w="100"/>
+              <w:bottom w:type="dxa" w:w="80"/>
+              <w:right w:type="dxa" w:w="100"/>
+            </w:tcMar>
           </w:tcPr>
           <w:p>
             <w:pPr>
-              <w:spacing w:after="60"/>
+              <w:spacing w:after="0"/>
             </w:pPr>
             <w:r>
               <w:rPr>
@@ -279,39 +361,22 @@
                 <w:sz w:val="22"/>
                 <w:szCs w:val="22"/>
               </w:rPr>
-              <w:t xml:space="preserve">{{amount_paid}}</w:t>
-            </w:r>
-          </w:p>
-        </w:tc>
-      </w:tr>
-      <w:tr>
-        <w:tc>
-          <w:tcPr>
-            <w:tcW w:type="pct" w:w="2000"/>
-          </w:tcPr>
-          <w:p>
-            <w:pPr>
-              <w:spacing w:after="60"/>
-            </w:pPr>
-            <w:r>
-              <w:rPr>
-                <w:rFonts w:ascii="Calibri" w:cs="Calibri" w:eastAsia="Calibri" w:hAnsi="Calibri"/>
-                <w:b/>
-                <w:bCs/>
-                <w:sz w:val="22"/>
-                <w:szCs w:val="22"/>
-              </w:rPr>
-              <w:t xml:space="preserve">Amount in words</w:t>
+              <w:t xml:space="preserve">{{#payments}}{{sn}}</w:t>
             </w:r>
           </w:p>
         </w:tc>
         <w:tc>
           <w:tcPr>
-            <w:tcW w:type="pct" w:w="3000"/>
+            <w:tcMar>
+              <w:top w:type="dxa" w:w="80"/>
+              <w:left w:type="dxa" w:w="100"/>
+              <w:bottom w:type="dxa" w:w="80"/>
+              <w:right w:type="dxa" w:w="100"/>
+            </w:tcMar>
           </w:tcPr>
           <w:p>
             <w:pPr>
-              <w:spacing w:after="60"/>
+              <w:spacing w:after="0"/>
             </w:pPr>
             <w:r>
               <w:rPr>
@@ -319,39 +384,22 @@
                 <w:sz w:val="22"/>
                 <w:szCs w:val="22"/>
               </w:rPr>
-              <w:t xml:space="preserve">{{amount_paid_words}}</w:t>
-            </w:r>
-          </w:p>
-        </w:tc>
-      </w:tr>
-      <w:tr>
-        <w:tc>
-          <w:tcPr>
-            <w:tcW w:type="pct" w:w="2000"/>
-          </w:tcPr>
-          <w:p>
-            <w:pPr>
-              <w:spacing w:after="60"/>
-            </w:pPr>
-            <w:r>
-              <w:rPr>
-                <w:rFonts w:ascii="Calibri" w:cs="Calibri" w:eastAsia="Calibri" w:hAnsi="Calibri"/>
-                <w:b/>
-                <w:bCs/>
-                <w:sz w:val="22"/>
-                <w:szCs w:val="22"/>
-              </w:rPr>
-              <w:t xml:space="preserve">Payment method</w:t>
+              <w:t xml:space="preserve">{{property_name_upper}}</w:t>
             </w:r>
           </w:p>
         </w:tc>
         <w:tc>
           <w:tcPr>
-            <w:tcW w:type="pct" w:w="3000"/>
+            <w:tcMar>
+              <w:top w:type="dxa" w:w="80"/>
+              <w:left w:type="dxa" w:w="100"/>
+              <w:bottom w:type="dxa" w:w="80"/>
+              <w:right w:type="dxa" w:w="100"/>
+            </w:tcMar>
           </w:tcPr>
           <w:p>
             <w:pPr>
-              <w:spacing w:after="60"/>
+              <w:spacing w:after="0"/>
             </w:pPr>
             <w:r>
               <w:rPr>
@@ -359,39 +407,22 @@
                 <w:sz w:val="22"/>
                 <w:szCs w:val="22"/>
               </w:rPr>
-              <w:t xml:space="preserve">{{payment_method}}</w:t>
-            </w:r>
-          </w:p>
-        </w:tc>
-      </w:tr>
-      <w:tr>
-        <w:tc>
-          <w:tcPr>
-            <w:tcW w:type="pct" w:w="2000"/>
-          </w:tcPr>
-          <w:p>
-            <w:pPr>
-              <w:spacing w:after="60"/>
-            </w:pPr>
-            <w:r>
-              <w:rPr>
-                <w:rFonts w:ascii="Calibri" w:cs="Calibri" w:eastAsia="Calibri" w:hAnsi="Calibri"/>
-                <w:b/>
-                <w:bCs/>
-                <w:sz w:val="22"/>
-                <w:szCs w:val="22"/>
-              </w:rPr>
-              <w:t xml:space="preserve">Bank reference</w:t>
+              <w:t xml:space="preserve">{{label}}{{#total_size_sqm}} for {{total_size_sqm}}sqm{{/total_size_sqm}}</w:t>
             </w:r>
           </w:p>
         </w:tc>
         <w:tc>
           <w:tcPr>
-            <w:tcW w:type="pct" w:w="3000"/>
+            <w:tcMar>
+              <w:top w:type="dxa" w:w="80"/>
+              <w:left w:type="dxa" w:w="100"/>
+              <w:bottom w:type="dxa" w:w="80"/>
+              <w:right w:type="dxa" w:w="100"/>
+            </w:tcMar>
           </w:tcPr>
           <w:p>
             <w:pPr>
-              <w:spacing w:after="60"/>
+              <w:spacing w:after="0"/>
             </w:pPr>
             <w:r>
               <w:rPr>
@@ -399,39 +430,22 @@
                 <w:sz w:val="22"/>
                 <w:szCs w:val="22"/>
               </w:rPr>
-              <w:t xml:space="preserve">{{bank_reference}}</w:t>
-            </w:r>
-          </w:p>
-        </w:tc>
-      </w:tr>
-      <w:tr>
-        <w:tc>
-          <w:tcPr>
-            <w:tcW w:type="pct" w:w="2000"/>
-          </w:tcPr>
-          <w:p>
-            <w:pPr>
-              <w:spacing w:after="60"/>
-            </w:pPr>
-            <w:r>
-              <w:rPr>
-                <w:rFonts w:ascii="Calibri" w:cs="Calibri" w:eastAsia="Calibri" w:hAnsi="Calibri"/>
-                <w:b/>
-                <w:bCs/>
-                <w:sz w:val="22"/>
-                <w:szCs w:val="22"/>
-              </w:rPr>
-              <w:t xml:space="preserve">Being payment for</w:t>
+              <w:t xml:space="preserve">{{amount}}</w:t>
             </w:r>
           </w:p>
         </w:tc>
         <w:tc>
           <w:tcPr>
-            <w:tcW w:type="pct" w:w="3000"/>
+            <w:tcMar>
+              <w:top w:type="dxa" w:w="80"/>
+              <w:left w:type="dxa" w:w="100"/>
+              <w:bottom w:type="dxa" w:w="80"/>
+              <w:right w:type="dxa" w:w="100"/>
+            </w:tcMar>
           </w:tcPr>
           <w:p>
             <w:pPr>
-              <w:spacing w:after="60"/>
+              <w:spacing w:after="0"/>
             </w:pPr>
             <w:r>
               <w:rPr>
@@ -439,167 +453,7 @@
                 <w:sz w:val="22"/>
                 <w:szCs w:val="22"/>
               </w:rPr>
-              <w:t xml:space="preserve">{{units}} {{unit_label}} at {{property_name}}, {{property_location}}</w:t>
-            </w:r>
-          </w:p>
-        </w:tc>
-      </w:tr>
-      <w:tr>
-        <w:tc>
-          <w:tcPr>
-            <w:tcW w:type="pct" w:w="2000"/>
-          </w:tcPr>
-          <w:p>
-            <w:pPr>
-              <w:spacing w:after="60"/>
-            </w:pPr>
-            <w:r>
-              <w:rPr>
-                <w:rFonts w:ascii="Calibri" w:cs="Calibri" w:eastAsia="Calibri" w:hAnsi="Calibri"/>
-                <w:b/>
-                <w:bCs/>
-                <w:sz w:val="22"/>
-                <w:szCs w:val="22"/>
-              </w:rPr>
-              <w:t xml:space="preserve">Payment plan</w:t>
-            </w:r>
-          </w:p>
-        </w:tc>
-        <w:tc>
-          <w:tcPr>
-            <w:tcW w:type="pct" w:w="3000"/>
-          </w:tcPr>
-          <w:p>
-            <w:pPr>
-              <w:spacing w:after="60"/>
-            </w:pPr>
-            <w:r>
-              <w:rPr>
-                <w:rFonts w:ascii="Calibri" w:cs="Calibri" w:eastAsia="Calibri" w:hAnsi="Calibri"/>
-                <w:sz w:val="22"/>
-                <w:szCs w:val="22"/>
-              </w:rPr>
-              <w:t xml:space="preserve">{{plan_name}}</w:t>
-            </w:r>
-          </w:p>
-        </w:tc>
-      </w:tr>
-      <w:tr>
-        <w:tc>
-          <w:tcPr>
-            <w:tcW w:type="pct" w:w="2000"/>
-          </w:tcPr>
-          <w:p>
-            <w:pPr>
-              <w:spacing w:after="60"/>
-            </w:pPr>
-            <w:r>
-              <w:rPr>
-                <w:rFonts w:ascii="Calibri" w:cs="Calibri" w:eastAsia="Calibri" w:hAnsi="Calibri"/>
-                <w:b/>
-                <w:bCs/>
-                <w:sz w:val="22"/>
-                <w:szCs w:val="22"/>
-              </w:rPr>
-              <w:t xml:space="preserve">Total price</w:t>
-            </w:r>
-          </w:p>
-        </w:tc>
-        <w:tc>
-          <w:tcPr>
-            <w:tcW w:type="pct" w:w="3000"/>
-          </w:tcPr>
-          <w:p>
-            <w:pPr>
-              <w:spacing w:after="60"/>
-            </w:pPr>
-            <w:r>
-              <w:rPr>
-                <w:rFonts w:ascii="Calibri" w:cs="Calibri" w:eastAsia="Calibri" w:hAnsi="Calibri"/>
-                <w:sz w:val="22"/>
-                <w:szCs w:val="22"/>
-              </w:rPr>
-              <w:t xml:space="preserve">{{total_price}}</w:t>
-            </w:r>
-          </w:p>
-        </w:tc>
-      </w:tr>
-      <w:tr>
-        <w:tc>
-          <w:tcPr>
-            <w:tcW w:type="pct" w:w="2000"/>
-          </w:tcPr>
-          <w:p>
-            <w:pPr>
-              <w:spacing w:after="60"/>
-            </w:pPr>
-            <w:r>
-              <w:rPr>
-                <w:rFonts w:ascii="Calibri" w:cs="Calibri" w:eastAsia="Calibri" w:hAnsi="Calibri"/>
-                <w:b/>
-                <w:bCs/>
-                <w:sz w:val="22"/>
-                <w:szCs w:val="22"/>
-              </w:rPr>
-              <w:t xml:space="preserve">Total paid to date</w:t>
-            </w:r>
-          </w:p>
-        </w:tc>
-        <w:tc>
-          <w:tcPr>
-            <w:tcW w:type="pct" w:w="3000"/>
-          </w:tcPr>
-          <w:p>
-            <w:pPr>
-              <w:spacing w:after="60"/>
-            </w:pPr>
-            <w:r>
-              <w:rPr>
-                <w:rFonts w:ascii="Calibri" w:cs="Calibri" w:eastAsia="Calibri" w:hAnsi="Calibri"/>
-                <w:sz w:val="22"/>
-                <w:szCs w:val="22"/>
-              </w:rPr>
-              <w:t xml:space="preserve">{{total_paid}}</w:t>
-            </w:r>
-          </w:p>
-        </w:tc>
-      </w:tr>
-      <w:tr>
-        <w:tc>
-          <w:tcPr>
-            <w:tcW w:type="pct" w:w="2000"/>
-          </w:tcPr>
-          <w:p>
-            <w:pPr>
-              <w:spacing w:after="60"/>
-            </w:pPr>
-            <w:r>
-              <w:rPr>
-                <w:rFonts w:ascii="Calibri" w:cs="Calibri" w:eastAsia="Calibri" w:hAnsi="Calibri"/>
-                <w:b/>
-                <w:bCs/>
-                <w:sz w:val="22"/>
-                <w:szCs w:val="22"/>
-              </w:rPr>
-              <w:t xml:space="preserve">Outstanding balance</w:t>
-            </w:r>
-          </w:p>
-        </w:tc>
-        <w:tc>
-          <w:tcPr>
-            <w:tcW w:type="pct" w:w="3000"/>
-          </w:tcPr>
-          <w:p>
-            <w:pPr>
-              <w:spacing w:after="60"/>
-            </w:pPr>
-            <w:r>
-              <w:rPr>
-                <w:rFonts w:ascii="Calibri" w:cs="Calibri" w:eastAsia="Calibri" w:hAnsi="Calibri"/>
-                <w:sz w:val="22"/>
-                <w:szCs w:val="22"/>
-              </w:rPr>
-              <w:t xml:space="preserve">{{balance}}</w:t>
+              <w:t xml:space="preserve">{{date}}{{/payments}}</w:t>
             </w:r>
           </w:p>
         </w:tc>
@@ -618,99 +472,70 @@
         <w:t xml:space="preserve"> </w:t>
       </w:r>
     </w:p>
-    <w:tbl>
-      <w:tblPr>
-        <w:tblW w:type="pct" w:w="5000"/>
-        <w:tblBorders>
-          <w:top w:val="single" w:color="auto" w:sz="4"/>
-          <w:left w:val="single" w:color="auto" w:sz="4"/>
-          <w:bottom w:val="single" w:color="auto" w:sz="4"/>
-          <w:right w:val="single" w:color="auto" w:sz="4"/>
-          <w:insideH w:val="single" w:color="auto" w:sz="4"/>
-          <w:insideV w:val="single" w:color="auto" w:sz="4"/>
-        </w:tblBorders>
-      </w:tblPr>
-      <w:tblGrid>
-        <w:gridCol w:w="4853"/>
-        <w:gridCol w:w="4853"/>
-      </w:tblGrid>
-      <w:tr>
-        <w:tc>
-          <w:tcPr>
-            <w:tcW w:type="pct" w:w="2500"/>
-            <w:tcBorders>
-              <w:top w:val="none"/>
-              <w:left w:val="none"/>
-              <w:bottom w:val="none"/>
-              <w:right w:val="none"/>
-            </w:tcBorders>
-          </w:tcPr>
-          <w:p>
-            <w:pPr>
-              <w:spacing w:after="0" w:before="600"/>
-            </w:pPr>
-            <w:r>
-              <w:rPr>
-                <w:rFonts w:ascii="Calibri" w:cs="Calibri" w:eastAsia="Calibri" w:hAnsi="Calibri"/>
-                <w:sz w:val="22"/>
-                <w:szCs w:val="22"/>
-              </w:rPr>
-              <w:t xml:space="preserve"> </w:t>
-            </w:r>
-          </w:p>
-          <w:p>
-            <w:pPr>
-              <w:spacing w:after="40"/>
-            </w:pPr>
-            <w:r>
-              <w:rPr>
-                <w:rFonts w:ascii="Calibri" w:cs="Calibri" w:eastAsia="Calibri" w:hAnsi="Calibri"/>
-                <w:sz w:val="22"/>
-                <w:szCs w:val="22"/>
-              </w:rPr>
-              <w:t xml:space="preserve">______________________________</w:t>
-            </w:r>
-          </w:p>
-          <w:p>
-            <w:pPr>
-              <w:spacing w:after="160" w:line="300"/>
-            </w:pPr>
-            <w:r>
-              <w:rPr>
-                <w:rFonts w:ascii="Calibri" w:cs="Calibri" w:eastAsia="Calibri" w:hAnsi="Calibri"/>
-                <w:sz w:val="22"/>
-                <w:szCs w:val="22"/>
-              </w:rPr>
-              <w:t xml:space="preserve">Authorised signatory</w:t>
-            </w:r>
-          </w:p>
-        </w:tc>
-        <w:tc>
-          <w:tcPr>
-            <w:tcW w:type="pct" w:w="2500"/>
-            <w:tcBorders>
-              <w:top w:val="none"/>
-              <w:left w:val="none"/>
-              <w:bottom w:val="none"/>
-              <w:right w:val="none"/>
-            </w:tcBorders>
-          </w:tcPr>
-          <w:p>
-            <w:pPr>
-              <w:spacing w:after="160" w:line="300"/>
-            </w:pPr>
-            <w:r>
-              <w:rPr>
-                <w:rFonts w:ascii="Calibri" w:cs="Calibri" w:eastAsia="Calibri" w:hAnsi="Calibri"/>
-                <w:sz w:val="22"/>
-                <w:szCs w:val="22"/>
-              </w:rPr>
-              <w:t xml:space="preserve"> </w:t>
-            </w:r>
-          </w:p>
-        </w:tc>
-      </w:tr>
-    </w:tbl>
+    <w:p>
+      <w:pPr>
+        <w:spacing w:after="60"/>
+        <w:jc w:val="right"/>
+      </w:pPr>
+      <w:r>
+        <w:rPr>
+          <w:rFonts w:ascii="Calibri" w:cs="Calibri" w:eastAsia="Calibri" w:hAnsi="Calibri"/>
+          <w:b/>
+          <w:bCs/>
+          <w:sz w:val="22"/>
+          <w:szCs w:val="22"/>
+        </w:rPr>
+        <w:t xml:space="preserve">Total property amount: {{total_price}}</w:t>
+      </w:r>
+    </w:p>
+    <w:p>
+      <w:pPr>
+        <w:spacing w:after="60"/>
+        <w:jc w:val="right"/>
+      </w:pPr>
+      <w:r>
+        <w:rPr>
+          <w:rFonts w:ascii="Calibri" w:cs="Calibri" w:eastAsia="Calibri" w:hAnsi="Calibri"/>
+          <w:b/>
+          <w:bCs/>
+          <w:sz w:val="22"/>
+          <w:szCs w:val="22"/>
+        </w:rPr>
+        <w:t xml:space="preserve">Total amount paid: {{total_paid}}</w:t>
+      </w:r>
+    </w:p>
+    <w:p>
+      <w:pPr>
+        <w:spacing w:after="160" w:line="300"/>
+        <w:jc w:val="right"/>
+      </w:pPr>
+      <w:r>
+        <w:rPr>
+          <w:rFonts w:ascii="Calibri" w:cs="Calibri" w:eastAsia="Calibri" w:hAnsi="Calibri"/>
+          <w:b/>
+          <w:bCs/>
+          <w:sz w:val="22"/>
+          <w:szCs w:val="22"/>
+        </w:rPr>
+        <w:t xml:space="preserve">Balance: {{balance}}</w:t>
+      </w:r>
+    </w:p>
+    <w:p>
+      <w:pPr>
+        <w:spacing w:before="400"/>
+        <w:jc w:val="center"/>
+      </w:pPr>
+      <w:r>
+        <w:rPr>
+          <w:rFonts w:ascii="Calibri" w:cs="Calibri" w:eastAsia="Calibri" w:hAnsi="Calibri"/>
+          <w:b/>
+          <w:bCs/>
+          <w:sz w:val="22"/>
+          <w:szCs w:val="22"/>
+        </w:rPr>
+        <w:t xml:space="preserve">THANK YOU FOR YOUR PROMPT PAYMENT.</w:t>
+      </w:r>
+    </w:p>
     <w:p>
       <w:pPr>
         <w:spacing w:before="400"/>
